--- a/downloads/handouts/Unit 01/Handout 01.01 - Hazard Hunt.docx
+++ b/downloads/handouts/Unit 01/Handout 01.01 - Hazard Hunt.docx
@@ -337,9 +337,9 @@
       <w:pPr>
         <w:pStyle w:val="Heading2"/>
       </w:pPr>
-      <w:bookmarkStart w:id="22" w:name="word-bank-in-other-languages"/>
+      <w:bookmarkStart w:id="22" w:name="word-bank-in-spanish"/>
       <w:r>
-        <w:t xml:space="preserve">Word bank in other languages</w:t>
+        <w:t xml:space="preserve">Word bank in Spanish</w:t>
       </w:r>
       <w:bookmarkEnd w:id="22"/>
     </w:p>
@@ -350,10 +350,8 @@
         <w:tblLook w:firstRow="1"/>
       </w:tblPr>
       <w:tblGrid>
-        <w:gridCol w:w="2340"/>
-        <w:gridCol w:w="2340"/>
-        <w:gridCol w:w="2340"/>
-        <w:gridCol w:w="2340"/>
+        <w:gridCol w:w="4680"/>
+        <w:gridCol w:w="4680"/>
       </w:tblGrid>
       <w:tr>
         <w:trPr>
@@ -361,7 +359,7 @@
         </w:trPr>
         <w:tc>
           <w:tcPr>
-            <w:tcW w:type="dxa" w:w="2340"/>
+            <w:tcW w:type="dxa" w:w="4680"/>
             <w:tcBorders>
               <w:bottom w:val="single"/>
             </w:tcBorders>
@@ -379,7 +377,7 @@
         </w:tc>
         <w:tc>
           <w:tcPr>
-            <w:tcW w:type="dxa" w:w="2340"/>
+            <w:tcW w:type="dxa" w:w="4680"/>
             <w:tcBorders>
               <w:bottom w:val="single"/>
             </w:tcBorders>
@@ -391,42 +389,6 @@
               <w:jc w:val="left"/>
             </w:pPr>
             <w:r>
-              <w:t xml:space="preserve">Turkish</w:t>
-            </w:r>
-          </w:p>
-        </w:tc>
-        <w:tc>
-          <w:tcPr>
-            <w:tcW w:type="dxa" w:w="2340"/>
-            <w:tcBorders>
-              <w:bottom w:val="single"/>
-            </w:tcBorders>
-            <w:vAlign w:val="bottom"/>
-          </w:tcPr>
-          <w:p>
-            <w:pPr>
-              <w:pStyle w:val="Compact"/>
-              <w:jc w:val="left"/>
-            </w:pPr>
-            <w:r>
-              <w:t xml:space="preserve">Portuguese</w:t>
-            </w:r>
-          </w:p>
-        </w:tc>
-        <w:tc>
-          <w:tcPr>
-            <w:tcW w:type="dxa" w:w="2340"/>
-            <w:tcBorders>
-              <w:bottom w:val="single"/>
-            </w:tcBorders>
-            <w:vAlign w:val="bottom"/>
-          </w:tcPr>
-          <w:p>
-            <w:pPr>
-              <w:pStyle w:val="Compact"/>
-              <w:jc w:val="left"/>
-            </w:pPr>
-            <w:r>
               <w:t xml:space="preserve">Spanish</w:t>
             </w:r>
           </w:p>
@@ -435,7 +397,7 @@
       <w:tr>
         <w:tc>
           <w:tcPr>
-            <w:tcW w:type="dxa" w:w="2340"/>
+            <w:tcW w:type="dxa" w:w="4680"/>
           </w:tcPr>
           <w:p>
             <w:pPr>
@@ -449,35 +411,7 @@
         </w:tc>
         <w:tc>
           <w:tcPr>
-            <w:tcW w:type="dxa" w:w="2340"/>
-          </w:tcPr>
-          <w:p>
-            <w:pPr>
-              <w:pStyle w:val="Compact"/>
-              <w:jc w:val="left"/>
-            </w:pPr>
-            <w:r>
-              <w:t xml:space="preserve">tehlike</w:t>
-            </w:r>
-          </w:p>
-        </w:tc>
-        <w:tc>
-          <w:tcPr>
-            <w:tcW w:type="dxa" w:w="2340"/>
-          </w:tcPr>
-          <w:p>
-            <w:pPr>
-              <w:pStyle w:val="Compact"/>
-              <w:jc w:val="left"/>
-            </w:pPr>
-            <w:r>
-              <w:t xml:space="preserve">perigo</w:t>
-            </w:r>
-          </w:p>
-        </w:tc>
-        <w:tc>
-          <w:tcPr>
-            <w:tcW w:type="dxa" w:w="2340"/>
+            <w:tcW w:type="dxa" w:w="4680"/>
           </w:tcPr>
           <w:p>
             <w:pPr>
@@ -493,7 +427,7 @@
       <w:tr>
         <w:tc>
           <w:tcPr>
-            <w:tcW w:type="dxa" w:w="2340"/>
+            <w:tcW w:type="dxa" w:w="4680"/>
           </w:tcPr>
           <w:p>
             <w:pPr>
@@ -507,35 +441,7 @@
         </w:tc>
         <w:tc>
           <w:tcPr>
-            <w:tcW w:type="dxa" w:w="2340"/>
-          </w:tcPr>
-          <w:p>
-            <w:pPr>
-              <w:pStyle w:val="Compact"/>
-              <w:jc w:val="left"/>
-            </w:pPr>
-            <w:r>
-              <w:t xml:space="preserve">yanık</w:t>
-            </w:r>
-          </w:p>
-        </w:tc>
-        <w:tc>
-          <w:tcPr>
-            <w:tcW w:type="dxa" w:w="2340"/>
-          </w:tcPr>
-          <w:p>
-            <w:pPr>
-              <w:pStyle w:val="Compact"/>
-              <w:jc w:val="left"/>
-            </w:pPr>
-            <w:r>
-              <w:t xml:space="preserve">queimadura</w:t>
-            </w:r>
-          </w:p>
-        </w:tc>
-        <w:tc>
-          <w:tcPr>
-            <w:tcW w:type="dxa" w:w="2340"/>
+            <w:tcW w:type="dxa" w:w="4680"/>
           </w:tcPr>
           <w:p>
             <w:pPr>
@@ -551,7 +457,7 @@
       <w:tr>
         <w:tc>
           <w:tcPr>
-            <w:tcW w:type="dxa" w:w="2340"/>
+            <w:tcW w:type="dxa" w:w="4680"/>
           </w:tcPr>
           <w:p>
             <w:pPr>
@@ -565,21 +471,7 @@
         </w:tc>
         <w:tc>
           <w:tcPr>
-            <w:tcW w:type="dxa" w:w="2340"/>
-          </w:tcPr>
-          <w:p>
-            <w:pPr>
-              <w:pStyle w:val="Compact"/>
-              <w:jc w:val="left"/>
-            </w:pPr>
-            <w:r>
-              <w:t xml:space="preserve">kesik</w:t>
-            </w:r>
-          </w:p>
-        </w:tc>
-        <w:tc>
-          <w:tcPr>
-            <w:tcW w:type="dxa" w:w="2340"/>
+            <w:tcW w:type="dxa" w:w="4680"/>
           </w:tcPr>
           <w:p>
             <w:pPr>
@@ -591,25 +483,11 @@
             </w:r>
           </w:p>
         </w:tc>
-        <w:tc>
-          <w:tcPr>
-            <w:tcW w:type="dxa" w:w="2340"/>
-          </w:tcPr>
-          <w:p>
-            <w:pPr>
-              <w:pStyle w:val="Compact"/>
-              <w:jc w:val="left"/>
-            </w:pPr>
-            <w:r>
-              <w:t xml:space="preserve">corte</w:t>
-            </w:r>
-          </w:p>
-        </w:tc>
-      </w:tr>
-      <w:tr>
-        <w:tc>
-          <w:tcPr>
-            <w:tcW w:type="dxa" w:w="2340"/>
+      </w:tr>
+      <w:tr>
+        <w:tc>
+          <w:tcPr>
+            <w:tcW w:type="dxa" w:w="4680"/>
           </w:tcPr>
           <w:p>
             <w:pPr>
@@ -623,35 +501,7 @@
         </w:tc>
         <w:tc>
           <w:tcPr>
-            <w:tcW w:type="dxa" w:w="2340"/>
-          </w:tcPr>
-          <w:p>
-            <w:pPr>
-              <w:pStyle w:val="Compact"/>
-              <w:jc w:val="left"/>
-            </w:pPr>
-            <w:r>
-              <w:t xml:space="preserve">düşme</w:t>
-            </w:r>
-          </w:p>
-        </w:tc>
-        <w:tc>
-          <w:tcPr>
-            <w:tcW w:type="dxa" w:w="2340"/>
-          </w:tcPr>
-          <w:p>
-            <w:pPr>
-              <w:pStyle w:val="Compact"/>
-              <w:jc w:val="left"/>
-            </w:pPr>
-            <w:r>
-              <w:t xml:space="preserve">queda</w:t>
-            </w:r>
-          </w:p>
-        </w:tc>
-        <w:tc>
-          <w:tcPr>
-            <w:tcW w:type="dxa" w:w="2340"/>
+            <w:tcW w:type="dxa" w:w="4680"/>
           </w:tcPr>
           <w:p>
             <w:pPr>
@@ -667,7 +517,7 @@
       <w:tr>
         <w:tc>
           <w:tcPr>
-            <w:tcW w:type="dxa" w:w="2340"/>
+            <w:tcW w:type="dxa" w:w="4680"/>
           </w:tcPr>
           <w:p>
             <w:pPr>
@@ -681,35 +531,7 @@
         </w:tc>
         <w:tc>
           <w:tcPr>
-            <w:tcW w:type="dxa" w:w="2340"/>
-          </w:tcPr>
-          <w:p>
-            <w:pPr>
-              <w:pStyle w:val="Compact"/>
-              <w:jc w:val="left"/>
-            </w:pPr>
-            <w:r>
-              <w:t xml:space="preserve">yangın</w:t>
-            </w:r>
-          </w:p>
-        </w:tc>
-        <w:tc>
-          <w:tcPr>
-            <w:tcW w:type="dxa" w:w="2340"/>
-          </w:tcPr>
-          <w:p>
-            <w:pPr>
-              <w:pStyle w:val="Compact"/>
-              <w:jc w:val="left"/>
-            </w:pPr>
-            <w:r>
-              <w:t xml:space="preserve">fogo</w:t>
-            </w:r>
-          </w:p>
-        </w:tc>
-        <w:tc>
-          <w:tcPr>
-            <w:tcW w:type="dxa" w:w="2340"/>
+            <w:tcW w:type="dxa" w:w="4680"/>
           </w:tcPr>
           <w:p>
             <w:pPr>
@@ -725,7 +547,7 @@
       <w:tr>
         <w:tc>
           <w:tcPr>
-            <w:tcW w:type="dxa" w:w="2340"/>
+            <w:tcW w:type="dxa" w:w="4680"/>
           </w:tcPr>
           <w:p>
             <w:pPr>
@@ -739,35 +561,7 @@
         </w:tc>
         <w:tc>
           <w:tcPr>
-            <w:tcW w:type="dxa" w:w="2340"/>
-          </w:tcPr>
-          <w:p>
-            <w:pPr>
-              <w:pStyle w:val="Compact"/>
-              <w:jc w:val="left"/>
-            </w:pPr>
-            <w:r>
-              <w:t xml:space="preserve">hasta</w:t>
-            </w:r>
-          </w:p>
-        </w:tc>
-        <w:tc>
-          <w:tcPr>
-            <w:tcW w:type="dxa" w:w="2340"/>
-          </w:tcPr>
-          <w:p>
-            <w:pPr>
-              <w:pStyle w:val="Compact"/>
-              <w:jc w:val="left"/>
-            </w:pPr>
-            <w:r>
-              <w:t xml:space="preserve">doente</w:t>
-            </w:r>
-          </w:p>
-        </w:tc>
-        <w:tc>
-          <w:tcPr>
-            <w:tcW w:type="dxa" w:w="2340"/>
+            <w:tcW w:type="dxa" w:w="4680"/>
           </w:tcPr>
           <w:p>
             <w:pPr>
@@ -1395,13 +1189,19 @@
       </w:r>
     </w:p>
     <w:p>
+      <w:pPr>
+        <w:pStyle w:val="BodyText"/>
+      </w:pPr>
       <w:r>
-        <w:br w:type="page"/>
+        <w:t xml:space="preserve">_____________________________________________________________________________</w:t>
       </w:r>
     </w:p>
     <w:p>
+      <w:pPr>
+        <w:pStyle w:val="BodyText"/>
+      </w:pPr>
       <w:r>
-        <w:br w:type="page"/>
+        <w:t xml:space="preserve">_____________________________________________________________________________</w:t>
       </w:r>
     </w:p>
     <w:p>
@@ -1415,7 +1215,7 @@
     <w:sectPr>
       <w:headerReference w:type="default" r:id="rId9"/>
       <w:pgSz w:w="12240" w:h="15840"/>
-      <w:pgMar w:top="1440" w:bottom="1440" w:left="1440" w:right="1440" w:header="504"/>
+      <w:pgMar w:top="1008" w:bottom="1008" w:left="1008" w:right="1008" w:header="504"/>
     </w:sectPr>
   </w:body>
 </w:document>

--- a/downloads/handouts/Unit 01/Handout 01.01 - Hazard Hunt.docx
+++ b/downloads/handouts/Unit 01/Handout 01.01 - Hazard Hunt.docx
@@ -34,7 +34,7 @@
         <w:t xml:space="preserve"> </w:t>
       </w:r>
       <w:r>
-        <w:t xml:space="preserve">There are hazards planted at every station in this room. Your team has eight minutes to find them. At each station: look, do not touch; write, do not fix; whisper. For every hazard you find, write what it is, circle its family, write what could happen, and write one way to prevent it. When the timer ends, go back to home base for Part 2.</w:t>
+        <w:t xml:space="preserve">There are hazards planted at every station in this room. Your team has nine minutes to find them. At each station: look, do not touch; write, do not fix; whisper. For every hazard you find, write what it is, circle its family, write what could happen, and write one way to prevent it. When the timer ends, go back to home base for Part 2.</w:t>
       </w:r>
     </w:p>
     <w:p>

--- a/downloads/handouts/Unit 01/Handout 01.01 - Hazard Hunt.docx
+++ b/downloads/handouts/Unit 01/Handout 01.01 - Hazard Hunt.docx
@@ -34,7 +34,7 @@
         <w:t xml:space="preserve"> </w:t>
       </w:r>
       <w:r>
-        <w:t xml:space="preserve">There are hazards planted at every station in this room. Your team has nine minutes to find them. At each station: look, do not touch; write, do not fix; whisper. For every hazard you find, write what it is, circle its family, write what could happen, and write one way to prevent it. When the timer ends, go back to home base for Part 2.</w:t>
+        <w:t xml:space="preserve">There are hazards planted at every station in this room. Your team has nine minutes to find them. At each station: look, do not touch. Write, do not fix. Whisper. For every hazard you find: (1) write what it is, (2) circle its family, (3) write what could happen, and (4) write one way to prevent it. When the timer ends, go back to home base for Part 2.</w:t>
       </w:r>
     </w:p>
     <w:p>
@@ -966,7 +966,7 @@
         <w:pStyle w:val="FirstParagraph"/>
       </w:pPr>
       <w:r>
-        <w:t xml:space="preserve">Of everything your team found, choose the five that could hurt someone the worst in this room. Rank them 1 to 5, with 1 the most serious. For each one, write one sentence that says why it is that serious. Every team member writes the team’s list on their own sheet.</w:t>
+        <w:t xml:space="preserve">Look at everything your team found. Choose the five that could hurt someone the worst in this room. Rank them 1 to 5. Number 1 is the most serious. For each one, write one sentence that says why it is that serious. Every team member writes the team’s list on their own sheet.</w:t>
       </w:r>
     </w:p>
     <w:tbl>
@@ -1185,7 +1185,7 @@
         <w:pStyle w:val="BodyText"/>
       </w:pPr>
       <w:r>
-        <w:t xml:space="preserve">Grade 8 stretch: next to each hazard, write which rule in the Room and Lab Agreement it breaks. Then write a one-line accident report for your number 1, as if it had happened: what happened, when, and where; who was involved and who saw it; what was done; what we change.</w:t>
+        <w:t xml:space="preserve">Grade 8 stretch: (a) Next to each hazard, write which rule in the Room and Lab Agreement it breaks. (b) Write a one-line accident report for your number 1, as if it had happened. Include: what happened, when, and where; who was involved and who saw it; what was done; what we change.</w:t>
       </w:r>
     </w:p>
     <w:p>
@@ -1193,7 +1193,7 @@
         <w:pStyle w:val="BodyText"/>
       </w:pPr>
       <w:r>
-        <w:t xml:space="preserve">_____________________________________________________________________________</w:t>
+        <w:t xml:space="preserve">Accident report: _____________________________________________________________________________</w:t>
       </w:r>
     </w:p>
     <w:p>
@@ -1201,7 +1201,7 @@
         <w:pStyle w:val="BodyText"/>
       </w:pPr>
       <w:r>
-        <w:t xml:space="preserve">_____________________________________________________________________________</w:t>
+        <w:t xml:space="preserve">What we change: _____________________________________________________________________________</w:t>
       </w:r>
     </w:p>
     <w:p>
@@ -1215,7 +1215,7 @@
     <w:sectPr>
       <w:headerReference w:type="default" r:id="rId9"/>
       <w:pgSz w:w="12240" w:h="15840"/>
-      <w:pgMar w:top="1008" w:bottom="1008" w:left="1008" w:right="1008" w:header="504"/>
+      <w:pgMar w:top="1440" w:bottom="1440" w:left="1440" w:right="1440" w:header="504"/>
     </w:sectPr>
   </w:body>
 </w:document>
